--- a/assets/03_Implementation_Canvas.docx
+++ b/assets/03_Implementation_Canvas.docx
@@ -442,6 +442,39 @@
         <w:t>Next: use Reusable Prompt and Process Template to turn these design choices into instructions. Carry this canvas into the pilot plan by reference.</w:t>
       </w:r>
     </w:p>
+    <w:p>
+      <w:r>
+        <w:br w:type="page"/>
+      </w:r>
+    </w:p>
+    <w:p>
+      <w:bookmarkStart w:id="0" w:name="_Hlk241741559"/>
+      <w:r>
+        <w:lastRenderedPageBreak/>
+        <w:t>Disclaimer and Limitation of Liability</w:t>
+      </w:r>
+    </w:p>
+    <w:p>
+      <w:r>
+        <w:t>The Trusted AI Workflow Toolkit, including its worksheets, templates, examples, and related materials, is provided by Adam Berardi for general educational and informational purposes only. These materials do not constitute legal, compliance, cybersecurity, or other professional advice and do not certify that an AI workflow is safe, accurate, lawful, or appropriate for a particular use.</w:t>
+      </w:r>
+    </w:p>
+    <w:p>
+      <w:r>
+        <w:t>The materials are provided “as is,” without warranties, express or implied, to the fullest extent permitted by applicable law. No guarantee is made regarding accuracy, completeness, suitability, effectiveness, or any particular outcome.</w:t>
+      </w:r>
+    </w:p>
+    <w:p>
+      <w:r>
+        <w:t>Users are responsible for evaluating and adapting the materials to their circumstances, obtaining required permissions and organizational approvals, protecting confidential and personal information, independently verifying AI outputs, and maintaining appropriate human oversight. Users should consult qualified professionals when their proposed use requires specialized advice.</w:t>
+      </w:r>
+    </w:p>
+    <w:p>
+      <w:r>
+        <w:t>To the fullest extent permitted by applicable law, Adam Berardi disclaims liability for losses, damages, claims, costs, or other consequences arising from the use of, reliance on, modification of, or inability to use these materials, including errors in AI outputs, implementation failures, data loss, privacy or security incidents, regulatory noncompliance, and operational or financial harm.</w:t>
+      </w:r>
+      <w:bookmarkEnd w:id="0"/>
+    </w:p>
     <w:sectPr>
       <w:headerReference w:type="default" r:id="rId8"/>
       <w:footerReference w:type="default" r:id="rId9"/>
